--- a/Notes.docx
+++ b/Notes.docx
@@ -386,6 +386,117 @@
           <w14:ligatures w14:val="none"/>
         </w:rPr>
       </w:pPr>
+      <w:r>
+        <w:rPr>
+          <w:rFonts w:eastAsia="Times New Roman" w:cs="Times New Roman"/>
+          <w:kern w:val="0"/>
+          <w:lang w:eastAsia="en-IN"/>
+          <w14:ligatures w14:val="none"/>
+        </w:rPr>
+        <w:t>Middleware is code that runs between receiving a request and sending the final response, usually to process, check, modify, or log the request.</w:t>
+      </w:r>
+    </w:p>
+    <w:p>
+      <w:pPr>
+        <w:spacing w:before="100" w:beforeAutospacing="1" w:after="100" w:afterAutospacing="1" w:line="240" w:lineRule="auto"/>
+        <w:outlineLvl w:val="2"/>
+        <w:rPr>
+          <w:rFonts w:eastAsia="Times New Roman" w:cs="Times New Roman"/>
+          <w:kern w:val="0"/>
+          <w:lang w:eastAsia="en-IN"/>
+          <w14:ligatures w14:val="none"/>
+        </w:rPr>
+      </w:pPr>
+    </w:p>
+    <w:p>
+      <w:pPr>
+        <w:spacing w:before="100" w:beforeAutospacing="1" w:after="100" w:afterAutospacing="1" w:line="240" w:lineRule="auto"/>
+        <w:outlineLvl w:val="2"/>
+        <w:rPr>
+          <w:rFonts w:eastAsia="Times New Roman" w:cs="Times New Roman"/>
+          <w:kern w:val="0"/>
+          <w:sz w:val="32"/>
+          <w:szCs w:val="32"/>
+          <w:lang w:eastAsia="en-IN"/>
+          <w14:ligatures w14:val="none"/>
+        </w:rPr>
+      </w:pPr>
+      <w:r>
+        <w:rPr>
+          <w:rFonts w:eastAsia="Times New Roman" w:cs="Times New Roman"/>
+          <w:kern w:val="0"/>
+          <w:sz w:val="32"/>
+          <w:szCs w:val="32"/>
+          <w:lang w:eastAsia="en-IN"/>
+          <w14:ligatures w14:val="none"/>
+        </w:rPr>
+        <w:t> "dev": "node --env-file</w:t>
+      </w:r>
+      <w:proofErr w:type="gramStart"/>
+      <w:r>
+        <w:rPr>
+          <w:rFonts w:eastAsia="Times New Roman" w:cs="Times New Roman"/>
+          <w:kern w:val="0"/>
+          <w:sz w:val="32"/>
+          <w:szCs w:val="32"/>
+          <w:lang w:eastAsia="en-IN"/>
+          <w14:ligatures w14:val="none"/>
+        </w:rPr>
+        <w:t>=.env</w:t>
+      </w:r>
+      <w:proofErr w:type="gramEnd"/>
+      <w:r>
+        <w:rPr>
+          <w:rFonts w:eastAsia="Times New Roman" w:cs="Times New Roman"/>
+          <w:kern w:val="0"/>
+          <w:sz w:val="32"/>
+          <w:szCs w:val="32"/>
+          <w:lang w:eastAsia="en-IN"/>
+          <w14:ligatures w14:val="none"/>
+        </w:rPr>
+        <w:t xml:space="preserve"> --watch server.js",</w:t>
+      </w:r>
+    </w:p>
+    <w:p>
+      <w:pPr>
+        <w:spacing w:before="100" w:beforeAutospacing="1" w:after="100" w:afterAutospacing="1" w:line="240" w:lineRule="auto"/>
+        <w:outlineLvl w:val="2"/>
+        <w:rPr>
+          <w:rFonts w:eastAsia="Times New Roman" w:cs="Times New Roman"/>
+          <w:kern w:val="0"/>
+          <w:lang w:eastAsia="en-IN"/>
+          <w14:ligatures w14:val="none"/>
+        </w:rPr>
+      </w:pPr>
+      <w:r>
+        <w:rPr>
+          <w:rFonts w:eastAsia="Times New Roman" w:cs="Times New Roman"/>
+          <w:kern w:val="0"/>
+          <w:lang w:eastAsia="en-IN"/>
+          <w14:ligatures w14:val="none"/>
+        </w:rPr>
+        <w:t xml:space="preserve">--watch is the inbuilt </w:t>
+      </w:r>
+      <w:proofErr w:type="spellStart"/>
+      <w:r>
+        <w:rPr>
+          <w:rFonts w:eastAsia="Times New Roman" w:cs="Times New Roman"/>
+          <w:kern w:val="0"/>
+          <w:lang w:eastAsia="en-IN"/>
+          <w14:ligatures w14:val="none"/>
+        </w:rPr>
+        <w:t>nodemon</w:t>
+      </w:r>
+      <w:proofErr w:type="spellEnd"/>
+      <w:r>
+        <w:rPr>
+          <w:rFonts w:eastAsia="Times New Roman" w:cs="Times New Roman"/>
+          <w:kern w:val="0"/>
+          <w:lang w:eastAsia="en-IN"/>
+          <w14:ligatures w14:val="none"/>
+        </w:rPr>
+        <w:t xml:space="preserve"> in node.js</w:t>
+      </w:r>
     </w:p>
     <w:sectPr>
       <w:pgSz w:w="12240" w:h="15840"/>
@@ -1120,7 +1231,6 @@
   <w:style w:type="character" w:default="1" w:styleId="DefaultParagraphFont">
     <w:name w:val="Default Paragraph Font"/>
     <w:uiPriority w:val="1"/>
-    <w:semiHidden/>
     <w:unhideWhenUsed/>
   </w:style>
   <w:style w:type="table" w:default="1" w:styleId="TableNormal">
